--- a/templates_docx/rental_agreement_en.docx
+++ b/templates_docx/rental_agreement_en.docx
@@ -273,7 +273,7 @@
         <w:t>{{ landlord_name }}</w:t>
       </w:r>
       <w:r>
-        <w:t xml:space="preserve">, aged {{ landlord_age }} years, {{ landlord_parentage }} residing at {{ landlord_address }} (Hereinafter called the </w:t>
+        <w:t xml:space="preserve">, {% if landlord_age %}aged {{ landlord_age }} years, {% endif %}{{ landlord_parentage }} residing at {{ landlord_address }} (Hereinafter called the </w:t>
       </w:r>
       <w:r>
         <w:rPr>
@@ -318,7 +318,7 @@
         <w:t>{{ tenant_name }}</w:t>
       </w:r>
       <w:r>
-        <w:t>, aged {{ tenant_age }} years, {{ tenant_parentage }}, residing at {{ tenant_address }} (Hereinafter called the LICENSEE) of the Other Part.</w:t>
+        <w:t>, {% if tenant_age %}aged {{ tenant_age }} years, {% endif %}{{ tenant_parentage }}, residing at {{ tenant_address }} (Hereinafter called the LICENSEE) of the Other Part.</w:t>
       </w:r>
     </w:p>
     <w:p>
